--- a/docx/contract.docx
+++ b/docx/contract.docx
@@ -1093,7 +1093,7 @@
         <w:t>) 00 копеек</w:t>
       </w:r>
       <w:r>
-        <w:t>, без учета НДС.</w:t>
+        <w:t xml:space="preserve">, с учетом НДС.</w:t>
       </w:r>
     </w:p>
     <w:p>
@@ -5073,7 +5073,7 @@
               <w:jc w:val="center"/>
             </w:pPr>
             <w:r>
-              <w:t>Цена за единицу обслуживания ВДГО (без НДС), руб./год</w:t>
+              <w:t xml:space="preserve">Цена за единицу обслуживания ВДГО (с учетом НДС), руб./год</w:t>
             </w:r>
           </w:p>
         </w:tc>
